--- a/zhs/docx/030.content.docx
+++ b/zhs/docx/030.content.docx
@@ -19,7 +19,7 @@
         <w:rPr>
           <w:lang w:val="zh_CN" w:bidi="zh_CN"/>
         </w:rPr>
-        <w:t>Resource: 关键词 (SRV)</w:t>
+        <w:t>Resource: Familiarization, Internalization, Articulation (Fia) Terms</w:t>
       </w:r>
       <w:r>
         <w:rPr>
@@ -39,42 +39,61 @@
           <w:b/>
           <w:lang w:val="zh_CN" w:bidi="zh_CN"/>
         </w:rPr>
-        <w:t>Familiarization, Internalization, Articulation (FIA) Key Terms</w:t>
-      </w:r>
-      <w:r>
-        <w:rPr>
-          <w:lang w:val="zh_CN" w:bidi="zh_CN"/>
-        </w:rPr>
-        <w:t xml:space="preserve"> © 2023 SRV Partners Released under CC BY-SA 4.0 license. </w:t>
-      </w:r>
-      <w:r>
-        <w:rPr>
-          <w:lang w:val="zh_CN" w:bidi="zh_CN"/>
-        </w:rPr>
-        <w:t>Familiarization, Internalization, Articulation (FIA) Key Terms</w:t>
-      </w:r>
-      <w:r>
-        <w:rPr>
-          <w:lang w:val="zh_CN" w:bidi="zh_CN"/>
-        </w:rPr>
-        <w:t xml:space="preserve"> has been adapted in the following languages Tok Pisin, عربي, Français, हिंदी, Bahasa Indonesia, Português, Русский, Español, Kiswahili, 简体中文 from </w:t>
-      </w:r>
-      <w:r>
-        <w:rPr>
-          <w:lang w:val="zh_CN" w:bidi="zh_CN"/>
-        </w:rPr>
-        <w:t>Familiarization, Internalization, Articulation (FIA)</w:t>
-      </w:r>
-      <w:r>
-        <w:rPr>
-          <w:lang w:val="zh_CN" w:bidi="zh_CN"/>
-        </w:rPr>
-        <w:t xml:space="preserve"> © 2023 SRV Partners. Released under CC BY-SA 4.0 license by Mission Mutual</w:t>
-      </w:r>
-      <w:r>
-        <w:rPr>
-          <w:lang w:val="zh_CN" w:bidi="zh_CN"/>
-        </w:rPr>
+        <w:t>Familiarization, Internalization, Articulation (Fia) Terms</w:t>
+      </w:r>
+      <w:r>
+        <w:rPr>
+          <w:lang w:val="zh_CN" w:bidi="zh_CN"/>
+        </w:rPr>
+        <w:t xml:space="preserve"> (Chinese (Simplified)) is based on: </w:t>
+      </w:r>
+      <w:r>
+        <w:rPr>
+          <w:lang w:val="zh_CN" w:bidi="zh_CN"/>
+        </w:rPr>
+        <w:t>Familiarization, Internalization, Articulation (Fia) Terms</w:t>
+      </w:r>
+      <w:r>
+        <w:rPr>
+          <w:lang w:val="zh_CN" w:bidi="zh_CN"/>
+        </w:rPr>
+        <w:t xml:space="preserve">, </w:t>
+      </w:r>
+      <w:hyperlink r:id="rId13">
+        <w:r>
+          <w:rPr>
+            <w:lang w:val="zh_CN" w:bidi="zh_CN"/>
+          </w:rPr>
+          <w:rPr>
+            <w:color w:val="0000EE"/>
+            <w:u w:val="single"/>
+          </w:rPr>
+          <w:t>SRV Partners</w:t>
+        </w:r>
+      </w:hyperlink>
+      <w:r>
+        <w:rPr>
+          <w:lang w:val="zh_CN" w:bidi="zh_CN"/>
+        </w:rPr>
+        <w:t xml:space="preserve">, 2023, which is licensed under a </w:t>
+      </w:r>
+      <w:hyperlink r:id="rId14">
+        <w:r>
+          <w:rPr>
+            <w:lang w:val="zh_CN" w:bidi="zh_CN"/>
+          </w:rPr>
+          <w:rPr>
+            <w:color w:val="0000EE"/>
+            <w:u w:val="single"/>
+          </w:rPr>
+          <w:t>CC BY-SA 4.0 license</w:t>
+        </w:r>
+      </w:hyperlink>
+      <w:r>
+        <w:rPr>
+          <w:lang w:val="zh_CN" w:bidi="zh_CN"/>
+        </w:rPr>
+        <w:t>.</w:t>
       </w:r>
       <w:r>
         <w:rPr>
@@ -83,6 +102,30 @@
       </w:r>
     </w:p>
     <w:p>
+      <w:pPr/>
+      <w:r>
+        <w:rPr>
+          <w:lang w:val="zh_CN" w:bidi="zh_CN"/>
+        </w:rPr>
+      </w:r>
+      <w:r>
+        <w:rPr>
+          <w:lang w:val="zh_CN" w:bidi="zh_CN"/>
+        </w:rPr>
+        <w:t>This PDF version is provided under the same license.</w:t>
+      </w:r>
+      <w:r>
+        <w:rPr>
+          <w:lang w:val="zh_CN" w:bidi="zh_CN"/>
+        </w:rPr>
+      </w:r>
+      <w:r>
+        <w:rPr>
+          <w:lang w:val="zh_CN" w:bidi="zh_CN"/>
+        </w:rPr>
+      </w:r>
+    </w:p>
+    <w:p>
       <w:pPr>
         <w:pStyle w:val="Heading1"/>
       </w:pPr>
@@ -90,7 +133,7 @@
         <w:rPr>
           <w:lang w:val="zh_CN" w:bidi="zh_CN"/>
         </w:rPr>
-        <w:t>关键词 (SRV)</w:t>
+        <w:t>Familiarization, Internalization, Articulation (Fia) Terms</w:t>
       </w:r>
     </w:p>
     <w:p>
@@ -218,36 +261,54 @@
         </w:rPr>
         <w:t>是</w:t>
       </w:r>
-      <w:r>
-        <w:rPr>
-          <w:lang w:val="zh_CN" w:bidi="zh_CN"/>
-        </w:rPr>
-        <w:t>以色列</w:t>
-      </w:r>
+      <w:hyperlink r:id="rId15">
+        <w:r>
+          <w:rPr>
+            <w:lang w:val="zh_CN" w:bidi="zh_CN"/>
+          </w:rPr>
+          <w:rPr>
+            <w:color w:val="0000EE"/>
+            <w:u w:val="single"/>
+          </w:rPr>
+          <w:t>以色列</w:t>
+        </w:r>
+      </w:hyperlink>
       <w:r>
         <w:rPr>
           <w:lang w:val="zh_CN" w:bidi="zh_CN"/>
         </w:rPr>
         <w:t>北部一个地区的名称。耶稣在加利利长大，并在加利利做了大部分的传道工作。耶稣的大多数</w:t>
       </w:r>
-      <w:r>
-        <w:rPr>
-          <w:lang w:val="zh_CN" w:bidi="zh_CN"/>
-        </w:rPr>
-        <w:t>门徒</w:t>
-      </w:r>
+      <w:hyperlink r:id="rId16">
+        <w:r>
+          <w:rPr>
+            <w:lang w:val="zh_CN" w:bidi="zh_CN"/>
+          </w:rPr>
+          <w:rPr>
+            <w:color w:val="0000EE"/>
+            <w:u w:val="single"/>
+          </w:rPr>
+          <w:t>门徒</w:t>
+        </w:r>
+      </w:hyperlink>
       <w:r>
         <w:rPr>
           <w:lang w:val="zh_CN" w:bidi="zh_CN"/>
         </w:rPr>
         <w:t>来自加利利。加利利的大部分地区都是丘陵地形，山脉较低。加利利的东边或右边有一个大湖，被称为</w:t>
       </w:r>
-      <w:r>
-        <w:rPr>
-          <w:lang w:val="zh_CN" w:bidi="zh_CN"/>
-        </w:rPr>
-        <w:t>加利利海</w:t>
-      </w:r>
+      <w:hyperlink r:id="rId17">
+        <w:r>
+          <w:rPr>
+            <w:lang w:val="zh_CN" w:bidi="zh_CN"/>
+          </w:rPr>
+          <w:rPr>
+            <w:color w:val="0000EE"/>
+            <w:u w:val="single"/>
+          </w:rPr>
+          <w:t>加利利海</w:t>
+        </w:r>
+      </w:hyperlink>
       <w:r>
         <w:rPr>
           <w:lang w:val="zh_CN" w:bidi="zh_CN"/>
@@ -294,24 +355,36 @@
         </w:rPr>
         <w:t>在耶稣时代，以色列不是一个独立的</w:t>
       </w:r>
-      <w:r>
-        <w:rPr>
-          <w:lang w:val="zh_CN" w:bidi="zh_CN"/>
-        </w:rPr>
-        <w:t>国</w:t>
-      </w:r>
+      <w:hyperlink r:id="rId18">
+        <w:r>
+          <w:rPr>
+            <w:lang w:val="zh_CN" w:bidi="zh_CN"/>
+          </w:rPr>
+          <w:rPr>
+            <w:color w:val="0000EE"/>
+            <w:u w:val="single"/>
+          </w:rPr>
+          <w:t>国</w:t>
+        </w:r>
+      </w:hyperlink>
       <w:r>
         <w:rPr>
           <w:lang w:val="zh_CN" w:bidi="zh_CN"/>
         </w:rPr>
         <w:t>。</w:t>
       </w:r>
-      <w:r>
-        <w:rPr>
-          <w:lang w:val="zh_CN" w:bidi="zh_CN"/>
-        </w:rPr>
-        <w:t>以色列人</w:t>
-      </w:r>
+      <w:hyperlink r:id="rId19">
+        <w:r>
+          <w:rPr>
+            <w:lang w:val="zh_CN" w:bidi="zh_CN"/>
+          </w:rPr>
+          <w:rPr>
+            <w:color w:val="0000EE"/>
+            <w:u w:val="single"/>
+          </w:rPr>
+          <w:t>以色列人</w:t>
+        </w:r>
+      </w:hyperlink>
       <w:r>
         <w:rPr>
           <w:lang w:val="zh_CN" w:bidi="zh_CN"/>
@@ -332,60 +405,90 @@
         </w:rPr>
         <w:t>以色列的其它省份是</w:t>
       </w:r>
-      <w:r>
-        <w:rPr>
-          <w:lang w:val="zh_CN" w:bidi="zh_CN"/>
-        </w:rPr>
-        <w:t>犹大</w:t>
-      </w:r>
+      <w:hyperlink r:id="rId20">
+        <w:r>
+          <w:rPr>
+            <w:lang w:val="zh_CN" w:bidi="zh_CN"/>
+          </w:rPr>
+          <w:rPr>
+            <w:color w:val="0000EE"/>
+            <w:u w:val="single"/>
+          </w:rPr>
+          <w:t>犹大</w:t>
+        </w:r>
+      </w:hyperlink>
       <w:r>
         <w:rPr>
           <w:lang w:val="zh_CN" w:bidi="zh_CN"/>
         </w:rPr>
         <w:t>和</w:t>
       </w:r>
-      <w:r>
-        <w:rPr>
-          <w:lang w:val="zh_CN" w:bidi="zh_CN"/>
-        </w:rPr>
-        <w:t>撒马利亚</w:t>
-      </w:r>
+      <w:hyperlink r:id="rId21">
+        <w:r>
+          <w:rPr>
+            <w:lang w:val="zh_CN" w:bidi="zh_CN"/>
+          </w:rPr>
+          <w:rPr>
+            <w:color w:val="0000EE"/>
+            <w:u w:val="single"/>
+          </w:rPr>
+          <w:t>撒马利亚</w:t>
+        </w:r>
+      </w:hyperlink>
       <w:r>
         <w:rPr>
           <w:lang w:val="zh_CN" w:bidi="zh_CN"/>
         </w:rPr>
         <w:t>。加利利在北部，犹大在南部，撒马利亚在中部。犹大是最重要的城市</w:t>
       </w:r>
-      <w:r>
-        <w:rPr>
-          <w:lang w:val="zh_CN" w:bidi="zh_CN"/>
-        </w:rPr>
-        <w:t>耶路撒冷</w:t>
-      </w:r>
+      <w:hyperlink r:id="rId22">
+        <w:r>
+          <w:rPr>
+            <w:lang w:val="zh_CN" w:bidi="zh_CN"/>
+          </w:rPr>
+          <w:rPr>
+            <w:color w:val="0000EE"/>
+            <w:u w:val="single"/>
+          </w:rPr>
+          <w:t>耶路撒冷</w:t>
+        </w:r>
+      </w:hyperlink>
       <w:r>
         <w:rPr>
           <w:lang w:val="zh_CN" w:bidi="zh_CN"/>
         </w:rPr>
         <w:t>所在的地方，因此也是神的</w:t>
       </w:r>
-      <w:r>
-        <w:rPr>
-          <w:lang w:val="zh_CN" w:bidi="zh_CN"/>
-        </w:rPr>
-        <w:t>圣殿</w:t>
-      </w:r>
+      <w:hyperlink r:id="rId23">
+        <w:r>
+          <w:rPr>
+            <w:lang w:val="zh_CN" w:bidi="zh_CN"/>
+          </w:rPr>
+          <w:rPr>
+            <w:color w:val="0000EE"/>
+            <w:u w:val="single"/>
+          </w:rPr>
+          <w:t>圣殿</w:t>
+        </w:r>
+      </w:hyperlink>
       <w:r>
         <w:rPr>
           <w:lang w:val="zh_CN" w:bidi="zh_CN"/>
         </w:rPr>
         <w:t>所在的地方。犹大的人经常认为他们比加利利的人是更好的</w:t>
       </w:r>
-      <w:r>
-        <w:rPr>
-          <w:lang w:val="zh_CN" w:bidi="zh_CN"/>
-        </w:rPr>
-        <w:t>犹太人</w:t>
-      </w:r>
+      <w:hyperlink r:id="rId24">
+        <w:r>
+          <w:rPr>
+            <w:lang w:val="zh_CN" w:bidi="zh_CN"/>
+          </w:rPr>
+          <w:rPr>
+            <w:color w:val="0000EE"/>
+            <w:u w:val="single"/>
+          </w:rPr>
+          <w:t>犹太人</w:t>
+        </w:r>
+      </w:hyperlink>
       <w:r>
         <w:rPr>
           <w:lang w:val="zh_CN" w:bidi="zh_CN"/>
@@ -419,12 +522,23 @@
         <w:rPr>
           <w:lang w:val="zh_CN" w:bidi="zh_CN"/>
         </w:rPr>
-        <w:t>加利利海</w:t>
-      </w:r>
-      <w:r>
-        <w:rPr>
-          <w:lang w:val="zh_CN" w:bidi="zh_CN"/>
-        </w:rPr>
+        <w:t>加利利</w:t>
+      </w:r>
+      <w:r>
+        <w:rPr>
+          <w:lang w:val="zh_CN" w:bidi="zh_CN"/>
+        </w:rPr>
+      </w:r>
+    </w:p>
+    <w:p>
+      <w:pPr>
+        <w:pStyle w:val="Heading4"/>
+      </w:pPr>
+      <w:r>
+        <w:rPr>
+          <w:lang w:val="zh_CN" w:bidi="zh_CN"/>
+        </w:rPr>
+        <w:t>Audio Content</w:t>
       </w:r>
     </w:p>
     <w:p>
@@ -434,42 +548,33 @@
           <w:lang w:val="zh_CN" w:bidi="zh_CN"/>
         </w:rPr>
       </w:r>
-      <w:r>
-        <w:rPr>
-          <w:b/>
-          <w:lang w:val="zh_CN" w:bidi="zh_CN"/>
-        </w:rPr>
-        <w:t>加利利海</w:t>
-      </w:r>
-      <w:r>
-        <w:rPr>
-          <w:lang w:val="zh_CN" w:bidi="zh_CN"/>
-        </w:rPr>
-        <w:t>是位于</w:t>
-      </w:r>
-      <w:r>
-        <w:rPr>
-          <w:lang w:val="zh_CN" w:bidi="zh_CN"/>
-        </w:rPr>
-        <w:t>以色列</w:t>
-      </w:r>
-      <w:r>
-        <w:rPr>
-          <w:lang w:val="zh_CN" w:bidi="zh_CN"/>
-        </w:rPr>
-        <w:t>北部的海，或湖。 在新约中，加利利海附近的地区被称为</w:t>
-      </w:r>
-      <w:r>
-        <w:rPr>
-          <w:lang w:val="zh_CN" w:bidi="zh_CN"/>
-        </w:rPr>
-        <w:t>加利利</w:t>
-      </w:r>
-      <w:r>
-        <w:rPr>
-          <w:lang w:val="zh_CN" w:bidi="zh_CN"/>
-        </w:rPr>
-        <w:t>。</w:t>
+      <w:hyperlink r:id="rId25">
+        <w:r>
+          <w:rPr>
+            <w:lang w:val="zh_CN" w:bidi="zh_CN"/>
+          </w:rPr>
+          <w:rPr>
+            <w:color w:val="0000EE"/>
+            <w:u w:val="single"/>
+          </w:rPr>
+          <w:t>mp3 file</w:t>
+        </w:r>
+      </w:hyperlink>
+      <w:r>
+        <w:rPr>
+          <w:lang w:val="zh_CN" w:bidi="zh_CN"/>
+        </w:rPr>
+        <w:t xml:space="preserve"> (None KB)</w:t>
+      </w:r>
+      <w:r>
+        <w:rPr>
+          <w:lang w:val="zh_CN" w:bidi="zh_CN"/>
+        </w:rPr>
+      </w:r>
+      <w:r>
+        <w:rPr>
+          <w:lang w:val="zh_CN" w:bidi="zh_CN"/>
+        </w:rPr>
       </w:r>
     </w:p>
     <w:p>
@@ -479,11 +584,21 @@
           <w:lang w:val="zh_CN" w:bidi="zh_CN"/>
         </w:rPr>
       </w:r>
-      <w:r>
-        <w:rPr>
-          <w:lang w:val="zh_CN" w:bidi="zh_CN"/>
-        </w:rPr>
-        <w:t>海或湖是只有水的地方。 海通常比湖大，但在圣经中，加利利海有时被称为海，有时被称为湖。</w:t>
+    </w:p>
+    <w:p>
+      <w:pPr>
+        <w:pStyle w:val="Heading2"/>
+      </w:pPr>
+      <w:r>
+        <w:rPr>
+          <w:lang w:val="zh_CN" w:bidi="zh_CN"/>
+        </w:rPr>
+        <w:t>加利利海</w:t>
+      </w:r>
+      <w:r>
+        <w:rPr>
+          <w:lang w:val="zh_CN" w:bidi="zh_CN"/>
+        </w:rPr>
       </w:r>
     </w:p>
     <w:p>
@@ -495,21 +610,52 @@
       </w:r>
       <w:r>
         <w:rPr>
-          <w:lang w:val="zh_CN" w:bidi="zh_CN"/>
-        </w:rPr>
-        <w:t>加利利海约20公里长，10公里宽。 如果你想步行环绕湖一圈，可能需要一两天。 人们经常使用</w:t>
-      </w:r>
-      <w:r>
-        <w:rPr>
-          <w:lang w:val="zh_CN" w:bidi="zh_CN"/>
-        </w:rPr>
-        <w:t>船</w:t>
-      </w:r>
-      <w:r>
-        <w:rPr>
-          <w:lang w:val="zh_CN" w:bidi="zh_CN"/>
-        </w:rPr>
-        <w:t>只从湖的一边前往另一边。 湖的中心非常深。 湖中有许多鱼，大多数住在湖泊附近村庄的人都以捕鱼和卖鱼为生。 海中的水是淡水，这表示它不咸，与许多其他海的水不同。</w:t>
+          <w:b/>
+          <w:lang w:val="zh_CN" w:bidi="zh_CN"/>
+        </w:rPr>
+        <w:t>加利利海</w:t>
+      </w:r>
+      <w:r>
+        <w:rPr>
+          <w:lang w:val="zh_CN" w:bidi="zh_CN"/>
+        </w:rPr>
+        <w:t>是位于</w:t>
+      </w:r>
+      <w:hyperlink r:id="rId15">
+        <w:r>
+          <w:rPr>
+            <w:lang w:val="zh_CN" w:bidi="zh_CN"/>
+          </w:rPr>
+          <w:rPr>
+            <w:color w:val="0000EE"/>
+            <w:u w:val="single"/>
+          </w:rPr>
+          <w:t>以色列</w:t>
+        </w:r>
+      </w:hyperlink>
+      <w:r>
+        <w:rPr>
+          <w:lang w:val="zh_CN" w:bidi="zh_CN"/>
+        </w:rPr>
+        <w:t>北部的海，或湖。 在新约中，加利利海附近的地区被称为</w:t>
+      </w:r>
+      <w:hyperlink r:id="rId26">
+        <w:r>
+          <w:rPr>
+            <w:lang w:val="zh_CN" w:bidi="zh_CN"/>
+          </w:rPr>
+          <w:rPr>
+            <w:color w:val="0000EE"/>
+            <w:u w:val="single"/>
+          </w:rPr>
+          <w:t>加利利</w:t>
+        </w:r>
+      </w:hyperlink>
+      <w:r>
+        <w:rPr>
+          <w:lang w:val="zh_CN" w:bidi="zh_CN"/>
+        </w:rPr>
+        <w:t>。</w:t>
       </w:r>
     </w:p>
     <w:p>
@@ -523,17 +669,7 @@
         <w:rPr>
           <w:lang w:val="zh_CN" w:bidi="zh_CN"/>
         </w:rPr>
-        <w:t>在圣经词典影片中观看加利利海的图片。</w:t>
-      </w:r>
-      <w:r>
-        <w:rPr>
-          <w:lang w:val="zh_CN" w:bidi="zh_CN"/>
-        </w:rPr>
-      </w:r>
-      <w:r>
-        <w:rPr>
-          <w:lang w:val="zh_CN" w:bidi="zh_CN"/>
-        </w:rPr>
+        <w:t>海或湖是只有水的地方。 海通常比湖大，但在圣经中，加利利海有时被称为海，有时被称为湖。</w:t>
       </w:r>
     </w:p>
     <w:p>
@@ -543,21 +679,29 @@
           <w:lang w:val="zh_CN" w:bidi="zh_CN"/>
         </w:rPr>
       </w:r>
-    </w:p>
-    <w:p>
-      <w:pPr>
-        <w:pStyle w:val="Heading2"/>
-      </w:pPr>
-      <w:r>
-        <w:rPr>
-          <w:lang w:val="zh_CN" w:bidi="zh_CN"/>
-        </w:rPr>
-        <w:t>迦百农</w:t>
-      </w:r>
-      <w:r>
-        <w:rPr>
-          <w:lang w:val="zh_CN" w:bidi="zh_CN"/>
-        </w:rPr>
+      <w:r>
+        <w:rPr>
+          <w:lang w:val="zh_CN" w:bidi="zh_CN"/>
+        </w:rPr>
+        <w:t>加利利海约20公里长，10公里宽。 如果你想步行环绕湖一圈，可能需要一两天。 人们经常使用</w:t>
+      </w:r>
+      <w:hyperlink r:id="rId27">
+        <w:r>
+          <w:rPr>
+            <w:lang w:val="zh_CN" w:bidi="zh_CN"/>
+          </w:rPr>
+          <w:rPr>
+            <w:color w:val="0000EE"/>
+            <w:u w:val="single"/>
+          </w:rPr>
+          <w:t>船</w:t>
+        </w:r>
+      </w:hyperlink>
+      <w:r>
+        <w:rPr>
+          <w:lang w:val="zh_CN" w:bidi="zh_CN"/>
+        </w:rPr>
+        <w:t>只从湖的一边前往另一边。 湖的中心非常深。 湖中有许多鱼，大多数住在湖泊附近村庄的人都以捕鱼和卖鱼为生。 海中的水是淡水，这表示它不咸，与许多其他海的水不同。</w:t>
       </w:r>
     </w:p>
     <w:p>
@@ -569,40 +713,19 @@
       </w:r>
       <w:r>
         <w:rPr>
-          <w:b/>
-          <w:lang w:val="zh_CN" w:bidi="zh_CN"/>
-        </w:rPr>
-        <w:t>迦百农</w:t>
-      </w:r>
-      <w:r>
-        <w:rPr>
-          <w:lang w:val="zh_CN" w:bidi="zh_CN"/>
-        </w:rPr>
-        <w:t>是</w:t>
-      </w:r>
-      <w:r>
-        <w:rPr>
-          <w:lang w:val="zh_CN" w:bidi="zh_CN"/>
-        </w:rPr>
-        <w:t>加利利</w:t>
-      </w:r>
-      <w:r>
-        <w:rPr>
-          <w:lang w:val="zh_CN" w:bidi="zh_CN"/>
-        </w:rPr>
-        <w:t>地区的一个小镇，靠近</w:t>
-      </w:r>
-      <w:r>
-        <w:rPr>
-          <w:lang w:val="zh_CN" w:bidi="zh_CN"/>
-        </w:rPr>
-        <w:t>加利利海</w:t>
-      </w:r>
-      <w:r>
-        <w:rPr>
-          <w:lang w:val="zh_CN" w:bidi="zh_CN"/>
-        </w:rPr>
-        <w:t>。迦百农的许多人以捕鱼或买卖货物为生。该城镇临近一条重要的道路。人们透过这条道路前往其它地方买卖商品。因此，尽管这个城镇不是很大，但它在该地区却很重要。</w:t>
+          <w:lang w:val="zh_CN" w:bidi="zh_CN"/>
+        </w:rPr>
+        <w:t>在圣经词典影片中观看加利利海的图片。</w:t>
+      </w:r>
+      <w:r>
+        <w:rPr>
+          <w:lang w:val="zh_CN" w:bidi="zh_CN"/>
+        </w:rPr>
+      </w:r>
+      <w:r>
+        <w:rPr>
+          <w:lang w:val="zh_CN" w:bidi="zh_CN"/>
+        </w:rPr>
       </w:r>
     </w:p>
     <w:p>
@@ -612,33 +735,32 @@
           <w:lang w:val="zh_CN" w:bidi="zh_CN"/>
         </w:rPr>
       </w:r>
-      <w:r>
-        <w:rPr>
-          <w:lang w:val="zh_CN" w:bidi="zh_CN"/>
-        </w:rPr>
-        <w:t>耶稣的几个</w:t>
-      </w:r>
-      <w:r>
-        <w:rPr>
-          <w:lang w:val="zh_CN" w:bidi="zh_CN"/>
-        </w:rPr>
-        <w:t>门徒</w:t>
-      </w:r>
-      <w:r>
-        <w:rPr>
-          <w:lang w:val="zh_CN" w:bidi="zh_CN"/>
-        </w:rPr>
-        <w:t>来自迦百农。耶稣经常住在迦百农。</w:t>
-      </w:r>
-      <w:r>
-        <w:rPr>
-          <w:lang w:val="zh_CN" w:bidi="zh_CN"/>
-        </w:rPr>
-      </w:r>
-      <w:r>
-        <w:rPr>
-          <w:lang w:val="zh_CN" w:bidi="zh_CN"/>
-        </w:rPr>
+    </w:p>
+    <w:p>
+      <w:pPr>
+        <w:pStyle w:val="Heading2"/>
+      </w:pPr>
+      <w:r>
+        <w:rPr>
+          <w:lang w:val="zh_CN" w:bidi="zh_CN"/>
+        </w:rPr>
+        <w:t>加利利海</w:t>
+      </w:r>
+      <w:r>
+        <w:rPr>
+          <w:lang w:val="zh_CN" w:bidi="zh_CN"/>
+        </w:rPr>
+      </w:r>
+    </w:p>
+    <w:p>
+      <w:pPr>
+        <w:pStyle w:val="Heading4"/>
+      </w:pPr>
+      <w:r>
+        <w:rPr>
+          <w:lang w:val="zh_CN" w:bidi="zh_CN"/>
+        </w:rPr>
+        <w:t>Audio Content</w:t>
       </w:r>
     </w:p>
     <w:p>
@@ -648,16 +770,28 @@
           <w:lang w:val="zh_CN" w:bidi="zh_CN"/>
         </w:rPr>
       </w:r>
-    </w:p>
-    <w:p>
-      <w:pPr>
-        <w:pStyle w:val="Heading2"/>
-      </w:pPr>
-      <w:r>
-        <w:rPr>
-          <w:lang w:val="zh_CN" w:bidi="zh_CN"/>
-        </w:rPr>
-        <w:t>家中的人</w:t>
+      <w:hyperlink r:id="rId25">
+        <w:r>
+          <w:rPr>
+            <w:lang w:val="zh_CN" w:bidi="zh_CN"/>
+          </w:rPr>
+          <w:rPr>
+            <w:color w:val="0000EE"/>
+            <w:u w:val="single"/>
+          </w:rPr>
+          <w:t>mp3 file</w:t>
+        </w:r>
+      </w:hyperlink>
+      <w:r>
+        <w:rPr>
+          <w:lang w:val="zh_CN" w:bidi="zh_CN"/>
+        </w:rPr>
+        <w:t xml:space="preserve"> (None KB)</w:t>
+      </w:r>
+      <w:r>
+        <w:rPr>
+          <w:lang w:val="zh_CN" w:bidi="zh_CN"/>
+        </w:rPr>
       </w:r>
       <w:r>
         <w:rPr>
@@ -672,61 +806,21 @@
           <w:lang w:val="zh_CN" w:bidi="zh_CN"/>
         </w:rPr>
       </w:r>
-      <w:r>
-        <w:rPr>
-          <w:lang w:val="zh_CN" w:bidi="zh_CN"/>
-        </w:rPr>
-        <w:t>在圣经中，一个</w:t>
-      </w:r>
-      <w:r>
-        <w:rPr>
-          <w:b/>
-          <w:lang w:val="zh_CN" w:bidi="zh_CN"/>
-        </w:rPr>
-        <w:t>家中的人</w:t>
-      </w:r>
-      <w:r>
-        <w:rPr>
-          <w:lang w:val="zh_CN" w:bidi="zh_CN"/>
-        </w:rPr>
-        <w:t>是指所有住在一个</w:t>
-      </w:r>
-      <w:r>
-        <w:rPr>
-          <w:b/>
-          <w:lang w:val="zh_CN" w:bidi="zh_CN"/>
-        </w:rPr>
-        <w:t>房子</w:t>
-      </w:r>
-      <w:r>
-        <w:rPr>
-          <w:lang w:val="zh_CN" w:bidi="zh_CN"/>
-        </w:rPr>
-        <w:t>里的人。 父亲通常是一家之主。 家中的人包括他的妻子、孩子、未婚的女儿，任何已婚的儿子和他们的妻子和孩子。 可能有其他亲戚也与他们住在一起。 如果这个家庭中有</w:t>
-      </w:r>
-      <w:r>
-        <w:rPr>
-          <w:lang w:val="zh_CN" w:bidi="zh_CN"/>
-        </w:rPr>
-        <w:t>仆人</w:t>
-      </w:r>
-      <w:r>
-        <w:rPr>
-          <w:lang w:val="zh_CN" w:bidi="zh_CN"/>
-        </w:rPr>
-        <w:t>或</w:t>
-      </w:r>
-      <w:r>
-        <w:rPr>
-          <w:lang w:val="zh_CN" w:bidi="zh_CN"/>
-        </w:rPr>
-        <w:t>奴隶</w:t>
-      </w:r>
-      <w:r>
-        <w:rPr>
-          <w:lang w:val="zh_CN" w:bidi="zh_CN"/>
-        </w:rPr>
-        <w:t>，那么他们也被包括在家中。</w:t>
+    </w:p>
+    <w:p>
+      <w:pPr>
+        <w:pStyle w:val="Heading2"/>
+      </w:pPr>
+      <w:r>
+        <w:rPr>
+          <w:lang w:val="zh_CN" w:bidi="zh_CN"/>
+        </w:rPr>
+        <w:t>迦百农</w:t>
+      </w:r>
+      <w:r>
+        <w:rPr>
+          <w:lang w:val="zh_CN" w:bidi="zh_CN"/>
+        </w:rPr>
       </w:r>
     </w:p>
     <w:p>
@@ -738,9 +832,52 @@
       </w:r>
       <w:r>
         <w:rPr>
-          <w:lang w:val="zh_CN" w:bidi="zh_CN"/>
-        </w:rPr>
-        <w:t>人们也使用"家"这个词代替"家中的人"。 如果有人说"我和我的家"，他们的意思是"我和我家中的人"。</w:t>
+          <w:b/>
+          <w:lang w:val="zh_CN" w:bidi="zh_CN"/>
+        </w:rPr>
+        <w:t>迦百农</w:t>
+      </w:r>
+      <w:r>
+        <w:rPr>
+          <w:lang w:val="zh_CN" w:bidi="zh_CN"/>
+        </w:rPr>
+        <w:t>是</w:t>
+      </w:r>
+      <w:hyperlink r:id="rId26">
+        <w:r>
+          <w:rPr>
+            <w:lang w:val="zh_CN" w:bidi="zh_CN"/>
+          </w:rPr>
+          <w:rPr>
+            <w:color w:val="0000EE"/>
+            <w:u w:val="single"/>
+          </w:rPr>
+          <w:t>加利利</w:t>
+        </w:r>
+      </w:hyperlink>
+      <w:r>
+        <w:rPr>
+          <w:lang w:val="zh_CN" w:bidi="zh_CN"/>
+        </w:rPr>
+        <w:t>地区的一个小镇，靠近</w:t>
+      </w:r>
+      <w:hyperlink r:id="rId17">
+        <w:r>
+          <w:rPr>
+            <w:lang w:val="zh_CN" w:bidi="zh_CN"/>
+          </w:rPr>
+          <w:rPr>
+            <w:color w:val="0000EE"/>
+            <w:u w:val="single"/>
+          </w:rPr>
+          <w:t>加利利海</w:t>
+        </w:r>
+      </w:hyperlink>
+      <w:r>
+        <w:rPr>
+          <w:lang w:val="zh_CN" w:bidi="zh_CN"/>
+        </w:rPr>
+        <w:t>。迦百农的许多人以捕鱼或买卖货物为生。该城镇临近一条重要的道路。人们透过这条道路前往其它地方买卖商品。因此，尽管这个城镇不是很大，但它在该地区却很重要。</w:t>
       </w:r>
     </w:p>
     <w:p>
@@ -754,19 +891,25 @@
         <w:rPr>
           <w:lang w:val="zh_CN" w:bidi="zh_CN"/>
         </w:rPr>
-        <w:t>人们也可以使用家中的人这个词来表示一大群不住在同一座房子里的人，但他们有一些共同点。 例如，以色列人有时被称为"</w:t>
-      </w:r>
-      <w:r>
-        <w:rPr>
-          <w:lang w:val="zh_CN" w:bidi="zh_CN"/>
-        </w:rPr>
-        <w:t>以色列家</w:t>
-      </w:r>
-      <w:r>
-        <w:rPr>
-          <w:lang w:val="zh_CN" w:bidi="zh_CN"/>
-        </w:rPr>
-        <w:t>"。</w:t>
+        <w:t>耶稣的几个</w:t>
+      </w:r>
+      <w:hyperlink r:id="rId16">
+        <w:r>
+          <w:rPr>
+            <w:lang w:val="zh_CN" w:bidi="zh_CN"/>
+          </w:rPr>
+          <w:rPr>
+            <w:color w:val="0000EE"/>
+            <w:u w:val="single"/>
+          </w:rPr>
+          <w:t>门徒</w:t>
+        </w:r>
+      </w:hyperlink>
+      <w:r>
+        <w:rPr>
+          <w:lang w:val="zh_CN" w:bidi="zh_CN"/>
+        </w:rPr>
+        <w:t>来自迦百农。耶稣经常住在迦百农。</w:t>
       </w:r>
       <w:r>
         <w:rPr>
@@ -795,12 +938,23 @@
         <w:rPr>
           <w:lang w:val="zh_CN" w:bidi="zh_CN"/>
         </w:rPr>
-        <w:t>假冒为善</w:t>
-      </w:r>
-      <w:r>
-        <w:rPr>
-          <w:lang w:val="zh_CN" w:bidi="zh_CN"/>
-        </w:rPr>
+        <w:t>迦百农</w:t>
+      </w:r>
+      <w:r>
+        <w:rPr>
+          <w:lang w:val="zh_CN" w:bidi="zh_CN"/>
+        </w:rPr>
+      </w:r>
+    </w:p>
+    <w:p>
+      <w:pPr>
+        <w:pStyle w:val="Heading4"/>
+      </w:pPr>
+      <w:r>
+        <w:rPr>
+          <w:lang w:val="zh_CN" w:bidi="zh_CN"/>
+        </w:rPr>
+        <w:t>Audio Content</w:t>
       </w:r>
     </w:p>
     <w:p>
@@ -810,30 +964,394 @@
           <w:lang w:val="zh_CN" w:bidi="zh_CN"/>
         </w:rPr>
       </w:r>
+      <w:hyperlink r:id="rId25">
+        <w:r>
+          <w:rPr>
+            <w:lang w:val="zh_CN" w:bidi="zh_CN"/>
+          </w:rPr>
+          <w:rPr>
+            <w:color w:val="0000EE"/>
+            <w:u w:val="single"/>
+          </w:rPr>
+          <w:t>mp3 file</w:t>
+        </w:r>
+      </w:hyperlink>
+      <w:r>
+        <w:rPr>
+          <w:lang w:val="zh_CN" w:bidi="zh_CN"/>
+        </w:rPr>
+        <w:t xml:space="preserve"> (None KB)</w:t>
+      </w:r>
+      <w:r>
+        <w:rPr>
+          <w:lang w:val="zh_CN" w:bidi="zh_CN"/>
+        </w:rPr>
+      </w:r>
+      <w:r>
+        <w:rPr>
+          <w:lang w:val="zh_CN" w:bidi="zh_CN"/>
+        </w:rPr>
+      </w:r>
+    </w:p>
+    <w:p>
+      <w:pPr/>
+      <w:r>
+        <w:rPr>
+          <w:lang w:val="zh_CN" w:bidi="zh_CN"/>
+        </w:rPr>
+      </w:r>
+    </w:p>
+    <w:p>
+      <w:pPr>
+        <w:pStyle w:val="Heading2"/>
+      </w:pPr>
+      <w:r>
+        <w:rPr>
+          <w:lang w:val="zh_CN" w:bidi="zh_CN"/>
+        </w:rPr>
+        <w:t>家中的人</w:t>
+      </w:r>
+      <w:r>
+        <w:rPr>
+          <w:lang w:val="zh_CN" w:bidi="zh_CN"/>
+        </w:rPr>
+      </w:r>
+    </w:p>
+    <w:p>
+      <w:pPr/>
+      <w:r>
+        <w:rPr>
+          <w:lang w:val="zh_CN" w:bidi="zh_CN"/>
+        </w:rPr>
+      </w:r>
+      <w:r>
+        <w:rPr>
+          <w:lang w:val="zh_CN" w:bidi="zh_CN"/>
+        </w:rPr>
+        <w:t>在圣经中，一个</w:t>
+      </w:r>
       <w:r>
         <w:rPr>
           <w:b/>
           <w:lang w:val="zh_CN" w:bidi="zh_CN"/>
         </w:rPr>
+        <w:t>家中的人</w:t>
+      </w:r>
+      <w:r>
+        <w:rPr>
+          <w:lang w:val="zh_CN" w:bidi="zh_CN"/>
+        </w:rPr>
+        <w:t>是指所有住在一个</w:t>
+      </w:r>
+      <w:r>
+        <w:rPr>
+          <w:b/>
+          <w:lang w:val="zh_CN" w:bidi="zh_CN"/>
+        </w:rPr>
+        <w:t>房子</w:t>
+      </w:r>
+      <w:r>
+        <w:rPr>
+          <w:lang w:val="zh_CN" w:bidi="zh_CN"/>
+        </w:rPr>
+        <w:t>里的人。 父亲通常是一家之主。 家中的人包括他的妻子、孩子、未婚的女儿，任何已婚的儿子和他们的妻子和孩子。 可能有其他亲戚也与他们住在一起。 如果这个家庭中有</w:t>
+      </w:r>
+      <w:hyperlink r:id="rId28">
+        <w:r>
+          <w:rPr>
+            <w:lang w:val="zh_CN" w:bidi="zh_CN"/>
+          </w:rPr>
+          <w:rPr>
+            <w:color w:val="0000EE"/>
+            <w:u w:val="single"/>
+          </w:rPr>
+          <w:t>仆人</w:t>
+        </w:r>
+      </w:hyperlink>
+      <w:r>
+        <w:rPr>
+          <w:lang w:val="zh_CN" w:bidi="zh_CN"/>
+        </w:rPr>
+        <w:t>或</w:t>
+      </w:r>
+      <w:hyperlink r:id="rId29">
+        <w:r>
+          <w:rPr>
+            <w:lang w:val="zh_CN" w:bidi="zh_CN"/>
+          </w:rPr>
+          <w:rPr>
+            <w:color w:val="0000EE"/>
+            <w:u w:val="single"/>
+          </w:rPr>
+          <w:t>奴隶</w:t>
+        </w:r>
+      </w:hyperlink>
+      <w:r>
+        <w:rPr>
+          <w:lang w:val="zh_CN" w:bidi="zh_CN"/>
+        </w:rPr>
+        <w:t>，那么他们也被包括在家中。</w:t>
+      </w:r>
+    </w:p>
+    <w:p>
+      <w:pPr/>
+      <w:r>
+        <w:rPr>
+          <w:lang w:val="zh_CN" w:bidi="zh_CN"/>
+        </w:rPr>
+      </w:r>
+      <w:r>
+        <w:rPr>
+          <w:lang w:val="zh_CN" w:bidi="zh_CN"/>
+        </w:rPr>
+        <w:t>人们也使用"家"这个词代替"家中的人"。 如果有人说"我和我的家"，他们的意思是"我和我家中的人"。</w:t>
+      </w:r>
+    </w:p>
+    <w:p>
+      <w:pPr/>
+      <w:r>
+        <w:rPr>
+          <w:lang w:val="zh_CN" w:bidi="zh_CN"/>
+        </w:rPr>
+      </w:r>
+      <w:r>
+        <w:rPr>
+          <w:lang w:val="zh_CN" w:bidi="zh_CN"/>
+        </w:rPr>
+        <w:t>人们也可以使用家中的人这个词来表示一大群不住在同一座房子里的人，但他们有一些共同点。 例如，以色列人有时被称为"</w:t>
+      </w:r>
+      <w:hyperlink r:id="rId19">
+        <w:r>
+          <w:rPr>
+            <w:lang w:val="zh_CN" w:bidi="zh_CN"/>
+          </w:rPr>
+          <w:rPr>
+            <w:color w:val="0000EE"/>
+            <w:u w:val="single"/>
+          </w:rPr>
+          <w:t>以色列家</w:t>
+        </w:r>
+      </w:hyperlink>
+      <w:r>
+        <w:rPr>
+          <w:lang w:val="zh_CN" w:bidi="zh_CN"/>
+        </w:rPr>
+        <w:t>"。</w:t>
+      </w:r>
+      <w:r>
+        <w:rPr>
+          <w:lang w:val="zh_CN" w:bidi="zh_CN"/>
+        </w:rPr>
+      </w:r>
+      <w:r>
+        <w:rPr>
+          <w:lang w:val="zh_CN" w:bidi="zh_CN"/>
+        </w:rPr>
+      </w:r>
+    </w:p>
+    <w:p>
+      <w:pPr/>
+      <w:r>
+        <w:rPr>
+          <w:lang w:val="zh_CN" w:bidi="zh_CN"/>
+        </w:rPr>
+      </w:r>
+    </w:p>
+    <w:p>
+      <w:pPr>
+        <w:pStyle w:val="Heading2"/>
+      </w:pPr>
+      <w:r>
+        <w:rPr>
+          <w:lang w:val="zh_CN" w:bidi="zh_CN"/>
+        </w:rPr>
+        <w:t>家中的人</w:t>
+      </w:r>
+      <w:r>
+        <w:rPr>
+          <w:lang w:val="zh_CN" w:bidi="zh_CN"/>
+        </w:rPr>
+      </w:r>
+    </w:p>
+    <w:p>
+      <w:pPr>
+        <w:pStyle w:val="Heading4"/>
+      </w:pPr>
+      <w:r>
+        <w:rPr>
+          <w:lang w:val="zh_CN" w:bidi="zh_CN"/>
+        </w:rPr>
+        <w:t>Audio Content</w:t>
+      </w:r>
+    </w:p>
+    <w:p>
+      <w:pPr/>
+      <w:r>
+        <w:rPr>
+          <w:lang w:val="zh_CN" w:bidi="zh_CN"/>
+        </w:rPr>
+      </w:r>
+      <w:hyperlink r:id="rId25">
+        <w:r>
+          <w:rPr>
+            <w:lang w:val="zh_CN" w:bidi="zh_CN"/>
+          </w:rPr>
+          <w:rPr>
+            <w:color w:val="0000EE"/>
+            <w:u w:val="single"/>
+          </w:rPr>
+          <w:t>mp3 file</w:t>
+        </w:r>
+      </w:hyperlink>
+      <w:r>
+        <w:rPr>
+          <w:lang w:val="zh_CN" w:bidi="zh_CN"/>
+        </w:rPr>
+        <w:t xml:space="preserve"> (None KB)</w:t>
+      </w:r>
+      <w:r>
+        <w:rPr>
+          <w:lang w:val="zh_CN" w:bidi="zh_CN"/>
+        </w:rPr>
+      </w:r>
+      <w:r>
+        <w:rPr>
+          <w:lang w:val="zh_CN" w:bidi="zh_CN"/>
+        </w:rPr>
+      </w:r>
+    </w:p>
+    <w:p>
+      <w:pPr/>
+      <w:r>
+        <w:rPr>
+          <w:lang w:val="zh_CN" w:bidi="zh_CN"/>
+        </w:rPr>
+      </w:r>
+    </w:p>
+    <w:p>
+      <w:pPr>
+        <w:pStyle w:val="Heading2"/>
+      </w:pPr>
+      <w:r>
+        <w:rPr>
+          <w:lang w:val="zh_CN" w:bidi="zh_CN"/>
+        </w:rPr>
         <w:t>假冒为善</w:t>
       </w:r>
       <w:r>
         <w:rPr>
           <w:lang w:val="zh_CN" w:bidi="zh_CN"/>
         </w:rPr>
+      </w:r>
+    </w:p>
+    <w:p>
+      <w:pPr/>
+      <w:r>
+        <w:rPr>
+          <w:lang w:val="zh_CN" w:bidi="zh_CN"/>
+        </w:rPr>
+      </w:r>
+      <w:r>
+        <w:rPr>
+          <w:b/>
+          <w:lang w:val="zh_CN" w:bidi="zh_CN"/>
+        </w:rPr>
+        <w:t>假冒为善</w:t>
+      </w:r>
+      <w:r>
+        <w:rPr>
+          <w:lang w:val="zh_CN" w:bidi="zh_CN"/>
+        </w:rPr>
         <w:t>的意思是有人假装善良，但不是真的善良。 一个告诉别人做某些事很重要，但自己不做这些事的人是一个假冒为善的人。 一个教导别人关于神的</w:t>
       </w:r>
-      <w:r>
-        <w:rPr>
-          <w:lang w:val="zh_CN" w:bidi="zh_CN"/>
-        </w:rPr>
-        <w:t>律法</w:t>
-      </w:r>
+      <w:hyperlink r:id="rId30">
+        <w:r>
+          <w:rPr>
+            <w:lang w:val="zh_CN" w:bidi="zh_CN"/>
+          </w:rPr>
+          <w:rPr>
+            <w:color w:val="0000EE"/>
+            <w:u w:val="single"/>
+          </w:rPr>
+          <w:t>律法</w:t>
+        </w:r>
+      </w:hyperlink>
       <w:r>
         <w:rPr>
           <w:lang w:val="zh_CN" w:bidi="zh_CN"/>
         </w:rPr>
         <w:t>但却违反神的律法的人，是一个假冒为善的人。 一个人有恶念却做善事只是因为想让别人赞美他，这人是一个假冒为善的人。 假冒为善的人不是真诚的。 他只想在人们眼中看起来很好，但他并不真的在乎顺服神。</w:t>
+      </w:r>
+      <w:r>
+        <w:rPr>
+          <w:lang w:val="zh_CN" w:bidi="zh_CN"/>
+        </w:rPr>
+      </w:r>
+      <w:r>
+        <w:rPr>
+          <w:lang w:val="zh_CN" w:bidi="zh_CN"/>
+        </w:rPr>
+      </w:r>
+    </w:p>
+    <w:p>
+      <w:pPr/>
+      <w:r>
+        <w:rPr>
+          <w:lang w:val="zh_CN" w:bidi="zh_CN"/>
+        </w:rPr>
+      </w:r>
+    </w:p>
+    <w:p>
+      <w:pPr>
+        <w:pStyle w:val="Heading2"/>
+      </w:pPr>
+      <w:r>
+        <w:rPr>
+          <w:lang w:val="zh_CN" w:bidi="zh_CN"/>
+        </w:rPr>
+        <w:t>假冒为善</w:t>
+      </w:r>
+      <w:r>
+        <w:rPr>
+          <w:lang w:val="zh_CN" w:bidi="zh_CN"/>
+        </w:rPr>
+      </w:r>
+    </w:p>
+    <w:p>
+      <w:pPr>
+        <w:pStyle w:val="Heading4"/>
+      </w:pPr>
+      <w:r>
+        <w:rPr>
+          <w:lang w:val="zh_CN" w:bidi="zh_CN"/>
+        </w:rPr>
+        <w:t>Audio Content</w:t>
+      </w:r>
+    </w:p>
+    <w:p>
+      <w:pPr/>
+      <w:r>
+        <w:rPr>
+          <w:lang w:val="zh_CN" w:bidi="zh_CN"/>
+        </w:rPr>
+      </w:r>
+      <w:hyperlink r:id="rId25">
+        <w:r>
+          <w:rPr>
+            <w:lang w:val="zh_CN" w:bidi="zh_CN"/>
+          </w:rPr>
+          <w:rPr>
+            <w:color w:val="0000EE"/>
+            <w:u w:val="single"/>
+          </w:rPr>
+          <w:t>mp3 file</w:t>
+        </w:r>
+      </w:hyperlink>
+      <w:r>
+        <w:rPr>
+          <w:lang w:val="zh_CN" w:bidi="zh_CN"/>
+        </w:rPr>
+        <w:t xml:space="preserve"> (None KB)</w:t>
       </w:r>
       <w:r>
         <w:rPr>

--- a/zhs/docx/030.content.docx
+++ b/zhs/docx/030.content.docx
@@ -39,80 +39,37 @@
           <w:b/>
           <w:lang w:val="zh_CN" w:bidi="zh_CN"/>
         </w:rPr>
-        <w:t>Familiarization, Internalization, Articulation (Fia) Terms</w:t>
-      </w:r>
-      <w:r>
-        <w:rPr>
-          <w:lang w:val="zh_CN" w:bidi="zh_CN"/>
-        </w:rPr>
-        <w:t xml:space="preserve"> (Chinese (Simplified)) is based on: </w:t>
-      </w:r>
-      <w:r>
-        <w:rPr>
-          <w:lang w:val="zh_CN" w:bidi="zh_CN"/>
-        </w:rPr>
-        <w:t>Familiarization, Internalization, Articulation (Fia) Terms</w:t>
-      </w:r>
-      <w:r>
-        <w:rPr>
-          <w:lang w:val="zh_CN" w:bidi="zh_CN"/>
-        </w:rPr>
-        <w:t xml:space="preserve">, </w:t>
-      </w:r>
-      <w:hyperlink r:id="rId13">
-        <w:r>
-          <w:rPr>
-            <w:lang w:val="zh_CN" w:bidi="zh_CN"/>
-          </w:rPr>
-          <w:rPr>
-            <w:color w:val="0000EE"/>
-            <w:u w:val="single"/>
-          </w:rPr>
-          <w:t>SRV Partners</w:t>
-        </w:r>
-      </w:hyperlink>
-      <w:r>
-        <w:rPr>
-          <w:lang w:val="zh_CN" w:bidi="zh_CN"/>
-        </w:rPr>
-        <w:t xml:space="preserve">, 2023, which is licensed under a </w:t>
-      </w:r>
-      <w:hyperlink r:id="rId14">
-        <w:r>
-          <w:rPr>
-            <w:lang w:val="zh_CN" w:bidi="zh_CN"/>
-          </w:rPr>
-          <w:rPr>
-            <w:color w:val="0000EE"/>
-            <w:u w:val="single"/>
-          </w:rPr>
-          <w:t>CC BY-SA 4.0 license</w:t>
-        </w:r>
-      </w:hyperlink>
-      <w:r>
-        <w:rPr>
-          <w:lang w:val="zh_CN" w:bidi="zh_CN"/>
-        </w:rPr>
-        <w:t>.</w:t>
-      </w:r>
-      <w:r>
-        <w:rPr>
-          <w:lang w:val="zh_CN" w:bidi="zh_CN"/>
-        </w:rPr>
-      </w:r>
-    </w:p>
-    <w:p>
-      <w:pPr/>
-      <w:r>
-        <w:rPr>
-          <w:lang w:val="zh_CN" w:bidi="zh_CN"/>
-        </w:rPr>
-      </w:r>
-      <w:r>
-        <w:rPr>
-          <w:lang w:val="zh_CN" w:bidi="zh_CN"/>
-        </w:rPr>
-        <w:t>This PDF version is provided under the same license.</w:t>
+        <w:t>Familiarization, Internalization, Articulation (FIA) Key Terms</w:t>
+      </w:r>
+      <w:r>
+        <w:rPr>
+          <w:lang w:val="zh_CN" w:bidi="zh_CN"/>
+        </w:rPr>
+        <w:t xml:space="preserve"> © 2023 SRV Partners Released under CC BY-SA 4.0 license. </w:t>
+      </w:r>
+      <w:r>
+        <w:rPr>
+          <w:lang w:val="zh_CN" w:bidi="zh_CN"/>
+        </w:rPr>
+        <w:t>Familiarization, Internalization, Articulation (FIA) Key Terms</w:t>
+      </w:r>
+      <w:r>
+        <w:rPr>
+          <w:lang w:val="zh_CN" w:bidi="zh_CN"/>
+        </w:rPr>
+        <w:t xml:space="preserve"> has been adapted in the following languages Tok Pisin, عربي, Français, हिंदी, Bahasa Indonesia, Português, Русский, Español, Kiswahili, 简体中文 from </w:t>
+      </w:r>
+      <w:r>
+        <w:rPr>
+          <w:lang w:val="zh_CN" w:bidi="zh_CN"/>
+        </w:rPr>
+        <w:t>Familiarization, Internalization, Articulation (FIA)</w:t>
+      </w:r>
+      <w:r>
+        <w:rPr>
+          <w:lang w:val="zh_CN" w:bidi="zh_CN"/>
+        </w:rPr>
+        <w:t xml:space="preserve"> © 2023 SRV Partners. Released under CC BY-SA 4.0 license by Mission Mutual</w:t>
       </w:r>
       <w:r>
         <w:rPr>
@@ -261,7 +218,7 @@
         </w:rPr>
         <w:t>是</w:t>
       </w:r>
-      <w:hyperlink r:id="rId15">
+      <w:hyperlink r:id="rId13">
         <w:r>
           <w:rPr>
             <w:lang w:val="zh_CN" w:bidi="zh_CN"/>
@@ -279,7 +236,7 @@
         </w:rPr>
         <w:t>北部一个地区的名称。耶稣在加利利长大，并在加利利做了大部分的传道工作。耶稣的大多数</w:t>
       </w:r>
-      <w:hyperlink r:id="rId16">
+      <w:hyperlink r:id="rId14">
         <w:r>
           <w:rPr>
             <w:lang w:val="zh_CN" w:bidi="zh_CN"/>
@@ -297,7 +254,7 @@
         </w:rPr>
         <w:t>来自加利利。加利利的大部分地区都是丘陵地形，山脉较低。加利利的东边或右边有一个大湖，被称为</w:t>
       </w:r>
-      <w:hyperlink r:id="rId17">
+      <w:hyperlink r:id="rId15">
         <w:r>
           <w:rPr>
             <w:lang w:val="zh_CN" w:bidi="zh_CN"/>
@@ -355,7 +312,7 @@
         </w:rPr>
         <w:t>在耶稣时代，以色列不是一个独立的</w:t>
       </w:r>
-      <w:hyperlink r:id="rId18">
+      <w:hyperlink r:id="rId16">
         <w:r>
           <w:rPr>
             <w:lang w:val="zh_CN" w:bidi="zh_CN"/>
@@ -373,7 +330,7 @@
         </w:rPr>
         <w:t>。</w:t>
       </w:r>
-      <w:hyperlink r:id="rId19">
+      <w:hyperlink r:id="rId17">
         <w:r>
           <w:rPr>
             <w:lang w:val="zh_CN" w:bidi="zh_CN"/>
@@ -405,7 +362,7 @@
         </w:rPr>
         <w:t>以色列的其它省份是</w:t>
       </w:r>
-      <w:hyperlink r:id="rId20">
+      <w:hyperlink r:id="rId18">
         <w:r>
           <w:rPr>
             <w:lang w:val="zh_CN" w:bidi="zh_CN"/>
@@ -423,7 +380,7 @@
         </w:rPr>
         <w:t>和</w:t>
       </w:r>
-      <w:hyperlink r:id="rId21">
+      <w:hyperlink r:id="rId19">
         <w:r>
           <w:rPr>
             <w:lang w:val="zh_CN" w:bidi="zh_CN"/>
@@ -441,7 +398,7 @@
         </w:rPr>
         <w:t>。加利利在北部，犹大在南部，撒马利亚在中部。犹大是最重要的城市</w:t>
       </w:r>
-      <w:hyperlink r:id="rId22">
+      <w:hyperlink r:id="rId20">
         <w:r>
           <w:rPr>
             <w:lang w:val="zh_CN" w:bidi="zh_CN"/>
@@ -459,7 +416,7 @@
         </w:rPr>
         <w:t>所在的地方，因此也是神的</w:t>
       </w:r>
-      <w:hyperlink r:id="rId23">
+      <w:hyperlink r:id="rId21">
         <w:r>
           <w:rPr>
             <w:lang w:val="zh_CN" w:bidi="zh_CN"/>
@@ -477,7 +434,7 @@
         </w:rPr>
         <w:t>所在的地方。犹大的人经常认为他们比加利利的人是更好的</w:t>
       </w:r>
-      <w:hyperlink r:id="rId24">
+      <w:hyperlink r:id="rId22">
         <w:r>
           <w:rPr>
             <w:lang w:val="zh_CN" w:bidi="zh_CN"/>
@@ -548,7 +505,7 @@
           <w:lang w:val="zh_CN" w:bidi="zh_CN"/>
         </w:rPr>
       </w:r>
-      <w:hyperlink r:id="rId25">
+      <w:hyperlink r:id="rId23">
         <w:r>
           <w:rPr>
             <w:lang w:val="zh_CN" w:bidi="zh_CN"/>
@@ -621,7 +578,7 @@
         </w:rPr>
         <w:t>是位于</w:t>
       </w:r>
-      <w:hyperlink r:id="rId15">
+      <w:hyperlink r:id="rId13">
         <w:r>
           <w:rPr>
             <w:lang w:val="zh_CN" w:bidi="zh_CN"/>
@@ -639,7 +596,7 @@
         </w:rPr>
         <w:t>北部的海，或湖。 在新约中，加利利海附近的地区被称为</w:t>
       </w:r>
-      <w:hyperlink r:id="rId26">
+      <w:hyperlink r:id="rId24">
         <w:r>
           <w:rPr>
             <w:lang w:val="zh_CN" w:bidi="zh_CN"/>
@@ -685,7 +642,7 @@
         </w:rPr>
         <w:t>加利利海约20公里长，10公里宽。 如果你想步行环绕湖一圈，可能需要一两天。 人们经常使用</w:t>
       </w:r>
-      <w:hyperlink r:id="rId27">
+      <w:hyperlink r:id="rId25">
         <w:r>
           <w:rPr>
             <w:lang w:val="zh_CN" w:bidi="zh_CN"/>
@@ -770,7 +727,7 @@
           <w:lang w:val="zh_CN" w:bidi="zh_CN"/>
         </w:rPr>
       </w:r>
-      <w:hyperlink r:id="rId25">
+      <w:hyperlink r:id="rId23">
         <w:r>
           <w:rPr>
             <w:lang w:val="zh_CN" w:bidi="zh_CN"/>
@@ -843,7 +800,7 @@
         </w:rPr>
         <w:t>是</w:t>
       </w:r>
-      <w:hyperlink r:id="rId26">
+      <w:hyperlink r:id="rId24">
         <w:r>
           <w:rPr>
             <w:lang w:val="zh_CN" w:bidi="zh_CN"/>
@@ -861,7 +818,7 @@
         </w:rPr>
         <w:t>地区的一个小镇，靠近</w:t>
       </w:r>
-      <w:hyperlink r:id="rId17">
+      <w:hyperlink r:id="rId15">
         <w:r>
           <w:rPr>
             <w:lang w:val="zh_CN" w:bidi="zh_CN"/>
@@ -893,7 +850,7 @@
         </w:rPr>
         <w:t>耶稣的几个</w:t>
       </w:r>
-      <w:hyperlink r:id="rId16">
+      <w:hyperlink r:id="rId14">
         <w:r>
           <w:rPr>
             <w:lang w:val="zh_CN" w:bidi="zh_CN"/>
@@ -964,7 +921,7 @@
           <w:lang w:val="zh_CN" w:bidi="zh_CN"/>
         </w:rPr>
       </w:r>
-      <w:hyperlink r:id="rId25">
+      <w:hyperlink r:id="rId23">
         <w:r>
           <w:rPr>
             <w:lang w:val="zh_CN" w:bidi="zh_CN"/>
@@ -1056,7 +1013,7 @@
         </w:rPr>
         <w:t>里的人。 父亲通常是一家之主。 家中的人包括他的妻子、孩子、未婚的女儿，任何已婚的儿子和他们的妻子和孩子。 可能有其他亲戚也与他们住在一起。 如果这个家庭中有</w:t>
       </w:r>
-      <w:hyperlink r:id="rId28">
+      <w:hyperlink r:id="rId26">
         <w:r>
           <w:rPr>
             <w:lang w:val="zh_CN" w:bidi="zh_CN"/>
@@ -1074,7 +1031,7 @@
         </w:rPr>
         <w:t>或</w:t>
       </w:r>
-      <w:hyperlink r:id="rId29">
+      <w:hyperlink r:id="rId27">
         <w:r>
           <w:rPr>
             <w:lang w:val="zh_CN" w:bidi="zh_CN"/>
@@ -1120,7 +1077,7 @@
         </w:rPr>
         <w:t>人们也可以使用家中的人这个词来表示一大群不住在同一座房子里的人，但他们有一些共同点。 例如，以色列人有时被称为"</w:t>
       </w:r>
-      <w:hyperlink r:id="rId19">
+      <w:hyperlink r:id="rId17">
         <w:r>
           <w:rPr>
             <w:lang w:val="zh_CN" w:bidi="zh_CN"/>
@@ -1191,7 +1148,7 @@
           <w:lang w:val="zh_CN" w:bidi="zh_CN"/>
         </w:rPr>
       </w:r>
-      <w:hyperlink r:id="rId25">
+      <w:hyperlink r:id="rId23">
         <w:r>
           <w:rPr>
             <w:lang w:val="zh_CN" w:bidi="zh_CN"/>
@@ -1264,7 +1221,7 @@
         </w:rPr>
         <w:t>的意思是有人假装善良，但不是真的善良。 一个告诉别人做某些事很重要，但自己不做这些事的人是一个假冒为善的人。 一个教导别人关于神的</w:t>
       </w:r>
-      <w:hyperlink r:id="rId30">
+      <w:hyperlink r:id="rId28">
         <w:r>
           <w:rPr>
             <w:lang w:val="zh_CN" w:bidi="zh_CN"/>
@@ -1335,7 +1292,7 @@
           <w:lang w:val="zh_CN" w:bidi="zh_CN"/>
         </w:rPr>
       </w:r>
-      <w:hyperlink r:id="rId25">
+      <w:hyperlink r:id="rId23">
         <w:r>
           <w:rPr>
             <w:lang w:val="zh_CN" w:bidi="zh_CN"/>

--- a/zhs/docx/030.content.docx
+++ b/zhs/docx/030.content.docx
@@ -45,7 +45,7 @@
         <w:rPr>
           <w:lang w:val="zh_CN" w:bidi="zh_CN"/>
         </w:rPr>
-        <w:t xml:space="preserve"> © 2023 SRV Partners Released under CC BY-SA 4.0 license. </w:t>
+        <w:t xml:space="preserve"> © 2025 Word Collective Released under CC BY-SA 4.0 license. </w:t>
       </w:r>
       <w:r>
         <w:rPr>
@@ -69,7 +69,7 @@
         <w:rPr>
           <w:lang w:val="zh_CN" w:bidi="zh_CN"/>
         </w:rPr>
-        <w:t xml:space="preserve"> © 2023 SRV Partners. Released under CC BY-SA 4.0 license by Mission Mutual</w:t>
+        <w:t xml:space="preserve"> © 2025 Word Collective. Released under CC BY-SA 4.0 license by Mission Mutual</w:t>
       </w:r>
       <w:r>
         <w:rPr>
